--- a/public/report_template.docx
+++ b/public/report_template.docx
@@ -27,6 +27,8 @@
       <w:r>
         <w:rPr>
           <w:rFonts w:hint="default" w:ascii="Times New Roman" w:hAnsi="Times New Roman" w:eastAsia="SimSun" w:cs="Times New Roman"/>
+          <w:b/>
+          <w:bCs/>
           <w:sz w:val="24"/>
           <w:szCs w:val="24"/>
         </w:rPr>
@@ -973,8 +975,8 @@
       <w:r>
         <w:rPr>
           <w:rFonts w:hint="default" w:ascii="Times New Roman" w:hAnsi="Times New Roman" w:eastAsia="SimSun" w:cs="Times New Roman"/>
-          <w:sz w:val="24"/>
-          <w:szCs w:val="24"/>
+          <w:sz w:val="26"/>
+          <w:szCs w:val="26"/>
         </w:rPr>
         <w:t>{relatives}</w:t>
       </w:r>
@@ -1019,9 +1021,9 @@
       </w:r>
       <w:r>
         <w:rPr>
-          <w:rFonts w:ascii="SimSun" w:hAnsi="SimSun" w:eastAsia="SimSun" w:cs="SimSun"/>
-          <w:sz w:val="24"/>
-          <w:szCs w:val="24"/>
+          <w:rFonts w:hint="default" w:ascii="Times New Roman" w:hAnsi="Times New Roman" w:eastAsia="SimSun" w:cs="Times New Roman"/>
+          <w:sz w:val="26"/>
+          <w:szCs w:val="26"/>
         </w:rPr>
         <w:t>{subordination}</w:t>
       </w:r>
@@ -1058,8 +1060,8 @@
       <w:r>
         <w:rPr>
           <w:rFonts w:hint="default" w:ascii="Times New Roman" w:hAnsi="Times New Roman" w:eastAsia="SimSun" w:cs="Times New Roman"/>
-          <w:sz w:val="24"/>
-          <w:szCs w:val="24"/>
+          <w:sz w:val="26"/>
+          <w:szCs w:val="26"/>
         </w:rPr>
         <w:t>{shares}</w:t>
       </w:r>
@@ -1096,8 +1098,8 @@
       <w:r>
         <w:rPr>
           <w:rFonts w:hint="default" w:ascii="Times New Roman" w:hAnsi="Times New Roman" w:eastAsia="SimSun" w:cs="Times New Roman"/>
-          <w:sz w:val="24"/>
-          <w:szCs w:val="24"/>
+          <w:sz w:val="26"/>
+          <w:szCs w:val="26"/>
         </w:rPr>
         <w:t>{relativeShares}</w:t>
       </w:r>
@@ -1578,8 +1580,6 @@
         </w:rPr>
         <w:t>ходим жалб қилинди.</w:t>
       </w:r>
-      <w:bookmarkStart w:id="1" w:name="_GoBack"/>
-      <w:bookmarkEnd w:id="1"/>
     </w:p>
     <w:p>
       <w:pPr>
@@ -1901,14 +1901,12 @@
       </w:pPr>
       <w:r>
         <w:rPr>
-          <w:rFonts w:ascii="Times New Roman" w:hAnsi="Times New Roman" w:eastAsia="Times New Roman" w:cs="Times New Roman"/>
-          <w:b/>
-          <w:bCs/>
-          <w:sz w:val="26"/>
-          <w:szCs w:val="26"/>
-          <w:lang w:val="uz-Cyrl-UZ" w:eastAsia="ru-RU"/>
-        </w:rPr>
-        <w:t>1</w:t>
+          <w:rFonts w:hint="default" w:ascii="Times New Roman" w:hAnsi="Times New Roman" w:eastAsia="Times New Roman" w:cs="Times New Roman"/>
+          <w:sz w:val="26"/>
+          <w:szCs w:val="26"/>
+          <w:lang w:val="en-US" w:eastAsia="ru-RU"/>
+        </w:rPr>
+        <w:t>0</w:t>
       </w:r>
       <w:r>
         <w:rPr>
@@ -1942,14 +1940,12 @@
       </w:pPr>
       <w:r>
         <w:rPr>
-          <w:rFonts w:ascii="Times New Roman" w:hAnsi="Times New Roman" w:eastAsia="Times New Roman" w:cs="Times New Roman"/>
-          <w:b/>
-          <w:bCs/>
-          <w:sz w:val="26"/>
-          <w:szCs w:val="26"/>
-          <w:lang w:eastAsia="ru-RU"/>
-        </w:rPr>
-        <w:t>1</w:t>
+          <w:rFonts w:hint="default" w:ascii="Times New Roman" w:hAnsi="Times New Roman" w:eastAsia="Times New Roman" w:cs="Times New Roman"/>
+          <w:sz w:val="26"/>
+          <w:szCs w:val="26"/>
+          <w:lang w:val="en-US" w:eastAsia="ru-RU"/>
+        </w:rPr>
+        <w:t>0</w:t>
       </w:r>
       <w:r>
         <w:rPr>
@@ -1983,15 +1979,15 @@
       </w:pPr>
       <w:r>
         <w:rPr>
-          <w:rFonts w:ascii="Times New Roman" w:hAnsi="Times New Roman" w:eastAsia="Times New Roman" w:cs="Times New Roman"/>
-          <w:b/>
-          <w:bCs/>
-          <w:sz w:val="26"/>
-          <w:szCs w:val="26"/>
-          <w:lang w:eastAsia="ru-RU"/>
-        </w:rPr>
-        <w:t>1</w:t>
-      </w:r>
+          <w:rFonts w:hint="default" w:ascii="Times New Roman" w:hAnsi="Times New Roman" w:eastAsia="Times New Roman" w:cs="Times New Roman"/>
+          <w:sz w:val="26"/>
+          <w:szCs w:val="26"/>
+          <w:lang w:val="en-US" w:eastAsia="ru-RU"/>
+        </w:rPr>
+        <w:t>0</w:t>
+      </w:r>
+      <w:bookmarkStart w:id="1" w:name="_GoBack"/>
+      <w:bookmarkEnd w:id="1"/>
       <w:r>
         <w:rPr>
           <w:rFonts w:ascii="Times New Roman" w:hAnsi="Times New Roman" w:eastAsia="Times New Roman" w:cs="Times New Roman"/>
@@ -3031,7 +3027,7 @@
     <w:lsdException w:uiPriority="99" w:name="HTML Typewriter"/>
     <w:lsdException w:uiPriority="99" w:name="HTML Variable"/>
     <w:lsdException w:qFormat="1" w:uiPriority="99" w:name="Normal Table"/>
-    <w:lsdException w:uiPriority="99" w:name="annotation subject"/>
+    <w:lsdException w:qFormat="1" w:uiPriority="99" w:name="annotation subject"/>
     <w:lsdException w:uiPriority="99" w:name="Table Simple 1"/>
     <w:lsdException w:uiPriority="99" w:name="Table Simple 2"/>
     <w:lsdException w:uiPriority="99" w:name="Table Simple 3"/>
@@ -3088,9 +3084,9 @@
     <w:lsdException w:unhideWhenUsed="0" w:uiPriority="68" w:semiHidden="0" w:name="Medium Grid 2"/>
     <w:lsdException w:unhideWhenUsed="0" w:uiPriority="69" w:semiHidden="0" w:name="Medium Grid 3"/>
     <w:lsdException w:unhideWhenUsed="0" w:uiPriority="70" w:semiHidden="0" w:name="Dark List"/>
-    <w:lsdException w:unhideWhenUsed="0" w:uiPriority="71" w:semiHidden="0" w:name="Colorful Shading"/>
-    <w:lsdException w:unhideWhenUsed="0" w:uiPriority="72" w:semiHidden="0" w:name="Colorful List"/>
-    <w:lsdException w:unhideWhenUsed="0" w:uiPriority="73" w:semiHidden="0" w:name="Colorful Grid"/>
+    <w:lsdException w:qFormat="1" w:unhideWhenUsed="0" w:uiPriority="71" w:semiHidden="0" w:name="Colorful Shading"/>
+    <w:lsdException w:qFormat="1" w:unhideWhenUsed="0" w:uiPriority="72" w:semiHidden="0" w:name="Colorful List"/>
+    <w:lsdException w:qFormat="1" w:unhideWhenUsed="0" w:uiPriority="73" w:semiHidden="0" w:name="Colorful Grid"/>
     <w:lsdException w:unhideWhenUsed="0" w:uiPriority="60" w:semiHidden="0" w:name="Light Shading Accent 1"/>
     <w:lsdException w:unhideWhenUsed="0" w:uiPriority="61" w:semiHidden="0" w:name="Light List Accent 1"/>
     <w:lsdException w:unhideWhenUsed="0" w:uiPriority="62" w:semiHidden="0" w:name="Light Grid Accent 1"/>
@@ -3103,9 +3099,9 @@
     <w:lsdException w:unhideWhenUsed="0" w:uiPriority="68" w:semiHidden="0" w:name="Medium Grid 2 Accent 1"/>
     <w:lsdException w:unhideWhenUsed="0" w:uiPriority="69" w:semiHidden="0" w:name="Medium Grid 3 Accent 1"/>
     <w:lsdException w:unhideWhenUsed="0" w:uiPriority="70" w:semiHidden="0" w:name="Dark List Accent 1"/>
-    <w:lsdException w:unhideWhenUsed="0" w:uiPriority="71" w:semiHidden="0" w:name="Colorful Shading Accent 1"/>
-    <w:lsdException w:unhideWhenUsed="0" w:uiPriority="72" w:semiHidden="0" w:name="Colorful List Accent 1"/>
-    <w:lsdException w:unhideWhenUsed="0" w:uiPriority="73" w:semiHidden="0" w:name="Colorful Grid Accent 1"/>
+    <w:lsdException w:qFormat="1" w:unhideWhenUsed="0" w:uiPriority="71" w:semiHidden="0" w:name="Colorful Shading Accent 1"/>
+    <w:lsdException w:qFormat="1" w:unhideWhenUsed="0" w:uiPriority="72" w:semiHidden="0" w:name="Colorful List Accent 1"/>
+    <w:lsdException w:qFormat="1" w:unhideWhenUsed="0" w:uiPriority="73" w:semiHidden="0" w:name="Colorful Grid Accent 1"/>
     <w:lsdException w:unhideWhenUsed="0" w:uiPriority="60" w:semiHidden="0" w:name="Light Shading Accent 2"/>
     <w:lsdException w:unhideWhenUsed="0" w:uiPriority="61" w:semiHidden="0" w:name="Light List Accent 2"/>
     <w:lsdException w:unhideWhenUsed="0" w:uiPriority="62" w:semiHidden="0" w:name="Light Grid Accent 2"/>
@@ -3117,9 +3113,9 @@
     <w:lsdException w:unhideWhenUsed="0" w:uiPriority="68" w:semiHidden="0" w:name="Medium Grid 2 Accent 2"/>
     <w:lsdException w:unhideWhenUsed="0" w:uiPriority="69" w:semiHidden="0" w:name="Medium Grid 3 Accent 2"/>
     <w:lsdException w:unhideWhenUsed="0" w:uiPriority="70" w:semiHidden="0" w:name="Dark List Accent 2"/>
-    <w:lsdException w:unhideWhenUsed="0" w:uiPriority="71" w:semiHidden="0" w:name="Colorful Shading Accent 2"/>
-    <w:lsdException w:unhideWhenUsed="0" w:uiPriority="72" w:semiHidden="0" w:name="Colorful List Accent 2"/>
-    <w:lsdException w:unhideWhenUsed="0" w:uiPriority="73" w:semiHidden="0" w:name="Colorful Grid Accent 2"/>
+    <w:lsdException w:qFormat="1" w:unhideWhenUsed="0" w:uiPriority="71" w:semiHidden="0" w:name="Colorful Shading Accent 2"/>
+    <w:lsdException w:qFormat="1" w:unhideWhenUsed="0" w:uiPriority="72" w:semiHidden="0" w:name="Colorful List Accent 2"/>
+    <w:lsdException w:qFormat="1" w:unhideWhenUsed="0" w:uiPriority="73" w:semiHidden="0" w:name="Colorful Grid Accent 2"/>
     <w:lsdException w:unhideWhenUsed="0" w:uiPriority="60" w:semiHidden="0" w:name="Light Shading Accent 3"/>
     <w:lsdException w:unhideWhenUsed="0" w:uiPriority="61" w:semiHidden="0" w:name="Light List Accent 3"/>
     <w:lsdException w:unhideWhenUsed="0" w:uiPriority="62" w:semiHidden="0" w:name="Light Grid Accent 3"/>
@@ -3131,9 +3127,9 @@
     <w:lsdException w:unhideWhenUsed="0" w:uiPriority="68" w:semiHidden="0" w:name="Medium Grid 2 Accent 3"/>
     <w:lsdException w:unhideWhenUsed="0" w:uiPriority="69" w:semiHidden="0" w:name="Medium Grid 3 Accent 3"/>
     <w:lsdException w:unhideWhenUsed="0" w:uiPriority="70" w:semiHidden="0" w:name="Dark List Accent 3"/>
-    <w:lsdException w:unhideWhenUsed="0" w:uiPriority="71" w:semiHidden="0" w:name="Colorful Shading Accent 3"/>
-    <w:lsdException w:unhideWhenUsed="0" w:uiPriority="72" w:semiHidden="0" w:name="Colorful List Accent 3"/>
-    <w:lsdException w:unhideWhenUsed="0" w:uiPriority="73" w:semiHidden="0" w:name="Colorful Grid Accent 3"/>
+    <w:lsdException w:qFormat="1" w:unhideWhenUsed="0" w:uiPriority="71" w:semiHidden="0" w:name="Colorful Shading Accent 3"/>
+    <w:lsdException w:qFormat="1" w:unhideWhenUsed="0" w:uiPriority="72" w:semiHidden="0" w:name="Colorful List Accent 3"/>
+    <w:lsdException w:qFormat="1" w:unhideWhenUsed="0" w:uiPriority="73" w:semiHidden="0" w:name="Colorful Grid Accent 3"/>
     <w:lsdException w:unhideWhenUsed="0" w:uiPriority="60" w:semiHidden="0" w:name="Light Shading Accent 4"/>
     <w:lsdException w:unhideWhenUsed="0" w:uiPriority="61" w:semiHidden="0" w:name="Light List Accent 4"/>
     <w:lsdException w:unhideWhenUsed="0" w:uiPriority="62" w:semiHidden="0" w:name="Light Grid Accent 4"/>
@@ -3145,9 +3141,9 @@
     <w:lsdException w:unhideWhenUsed="0" w:uiPriority="68" w:semiHidden="0" w:name="Medium Grid 2 Accent 4"/>
     <w:lsdException w:unhideWhenUsed="0" w:uiPriority="69" w:semiHidden="0" w:name="Medium Grid 3 Accent 4"/>
     <w:lsdException w:unhideWhenUsed="0" w:uiPriority="70" w:semiHidden="0" w:name="Dark List Accent 4"/>
-    <w:lsdException w:unhideWhenUsed="0" w:uiPriority="71" w:semiHidden="0" w:name="Colorful Shading Accent 4"/>
-    <w:lsdException w:unhideWhenUsed="0" w:uiPriority="72" w:semiHidden="0" w:name="Colorful List Accent 4"/>
-    <w:lsdException w:unhideWhenUsed="0" w:uiPriority="73" w:semiHidden="0" w:name="Colorful Grid Accent 4"/>
+    <w:lsdException w:qFormat="1" w:unhideWhenUsed="0" w:uiPriority="71" w:semiHidden="0" w:name="Colorful Shading Accent 4"/>
+    <w:lsdException w:qFormat="1" w:unhideWhenUsed="0" w:uiPriority="72" w:semiHidden="0" w:name="Colorful List Accent 4"/>
+    <w:lsdException w:qFormat="1" w:unhideWhenUsed="0" w:uiPriority="73" w:semiHidden="0" w:name="Colorful Grid Accent 4"/>
     <w:lsdException w:unhideWhenUsed="0" w:uiPriority="60" w:semiHidden="0" w:name="Light Shading Accent 5"/>
     <w:lsdException w:unhideWhenUsed="0" w:uiPriority="61" w:semiHidden="0" w:name="Light List Accent 5"/>
     <w:lsdException w:unhideWhenUsed="0" w:uiPriority="62" w:semiHidden="0" w:name="Light Grid Accent 5"/>
@@ -3159,9 +3155,9 @@
     <w:lsdException w:unhideWhenUsed="0" w:uiPriority="68" w:semiHidden="0" w:name="Medium Grid 2 Accent 5"/>
     <w:lsdException w:unhideWhenUsed="0" w:uiPriority="69" w:semiHidden="0" w:name="Medium Grid 3 Accent 5"/>
     <w:lsdException w:unhideWhenUsed="0" w:uiPriority="70" w:semiHidden="0" w:name="Dark List Accent 5"/>
-    <w:lsdException w:unhideWhenUsed="0" w:uiPriority="71" w:semiHidden="0" w:name="Colorful Shading Accent 5"/>
-    <w:lsdException w:unhideWhenUsed="0" w:uiPriority="72" w:semiHidden="0" w:name="Colorful List Accent 5"/>
-    <w:lsdException w:unhideWhenUsed="0" w:uiPriority="73" w:semiHidden="0" w:name="Colorful Grid Accent 5"/>
+    <w:lsdException w:qFormat="1" w:unhideWhenUsed="0" w:uiPriority="71" w:semiHidden="0" w:name="Colorful Shading Accent 5"/>
+    <w:lsdException w:qFormat="1" w:unhideWhenUsed="0" w:uiPriority="72" w:semiHidden="0" w:name="Colorful List Accent 5"/>
+    <w:lsdException w:qFormat="1" w:unhideWhenUsed="0" w:uiPriority="73" w:semiHidden="0" w:name="Colorful Grid Accent 5"/>
     <w:lsdException w:unhideWhenUsed="0" w:uiPriority="60" w:semiHidden="0" w:name="Light Shading Accent 6"/>
     <w:lsdException w:unhideWhenUsed="0" w:uiPriority="61" w:semiHidden="0" w:name="Light List Accent 6"/>
     <w:lsdException w:unhideWhenUsed="0" w:uiPriority="62" w:semiHidden="0" w:name="Light Grid Accent 6"/>
@@ -3173,9 +3169,9 @@
     <w:lsdException w:unhideWhenUsed="0" w:uiPriority="68" w:semiHidden="0" w:name="Medium Grid 2 Accent 6"/>
     <w:lsdException w:unhideWhenUsed="0" w:uiPriority="69" w:semiHidden="0" w:name="Medium Grid 3 Accent 6"/>
     <w:lsdException w:unhideWhenUsed="0" w:uiPriority="70" w:semiHidden="0" w:name="Dark List Accent 6"/>
-    <w:lsdException w:unhideWhenUsed="0" w:uiPriority="71" w:semiHidden="0" w:name="Colorful Shading Accent 6"/>
-    <w:lsdException w:unhideWhenUsed="0" w:uiPriority="72" w:semiHidden="0" w:name="Colorful List Accent 6"/>
-    <w:lsdException w:unhideWhenUsed="0" w:uiPriority="73" w:semiHidden="0" w:name="Colorful Grid Accent 6"/>
+    <w:lsdException w:qFormat="1" w:unhideWhenUsed="0" w:uiPriority="71" w:semiHidden="0" w:name="Colorful Shading Accent 6"/>
+    <w:lsdException w:qFormat="1" w:unhideWhenUsed="0" w:uiPriority="72" w:semiHidden="0" w:name="Colorful List Accent 6"/>
+    <w:lsdException w:qFormat="1" w:unhideWhenUsed="0" w:uiPriority="73" w:semiHidden="0" w:name="Colorful Grid Accent 6"/>
   </w:latentStyles>
   <w:style w:type="paragraph" w:default="1" w:styleId="1">
     <w:name w:val="Normal"/>
@@ -3367,6 +3363,7 @@
     <w:link w:val="41"/>
     <w:semiHidden/>
     <w:unhideWhenUsed/>
+    <w:qFormat/>
     <w:uiPriority w:val="99"/>
     <w:rPr>
       <w:b/>
